--- a/output_fixed/TK_87_prostup_1200x85x30_бучардирование_лощение.docx
+++ b/output_fixed/TK_87_prostup_1200x85x30_бучардирование_лощение.docx
@@ -189,7 +189,7 @@
           <w:szCs w:val="28"/>
           <w:rFonts w:ascii="Times New Roman" w:cs="Times New Roman" w:eastAsia="Times New Roman" w:hAnsi="Times New Roman"/>
         </w:rPr>
-        <w:t xml:space="preserve">Изделие индивидуальное архитектурное 1-й категории с подбором по оттенку и зернистости с минимальным содержанием жил и м 1200×85×30 мм</w:t>
+        <w:t xml:space="preserve">Изделие индивидуальное архитектурное 1-й категории с подбором по оттенку и зернистости с минимальным содержанием жил и микротрещин элемент высокоточного индивидуального изготовления, сложной конфигурации с "лобиком" 50мм, из натурального камня: фигурный подступенок с радиусной выборкой 10мм, радиус R до 15° и шлифовкой по лицевой части изделия, дополнительной чистовой обработкой и с ручной доработкой поверхностей:; Материал — мрамор Delikato light Обработка поверхности — бучардирование, лощение; габаритные размеры 1200х85х30мм, калибровка по четырем сторонам, со шлифовкой и фасками 5мм по всем сторонам 1200×85×30 мм</w:t>
       </w:r>
     </w:p>
     <w:p>
@@ -406,7 +406,7 @@
           <w:szCs w:val="24"/>
           <w:rFonts w:ascii="Times New Roman" w:cs="Times New Roman" w:eastAsia="Times New Roman" w:hAnsi="Times New Roman"/>
         </w:rPr>
-        <w:t xml:space="preserve">Настоящая Технологическая карта (ТК) устанавливает порядок и технологическую последовательность изготовления напольной плиты из мрамора Delikato light размером 1200×85×30 мм с бучардированной и лощёной фактурой лицевой поверхности, калибровкой по всем сторонам и фасками 5 мм по четырём кромкам.</w:t>
+        <w:t xml:space="preserve">Настоящая Технологическая карта (ТК) устанавливает порядок и технологическую последовательность изготовления ступени из мрамора Delikato light размером 1200×85×30 мм с бучардированной и лощёной фактурой лицевой поверхности, калибровкой по всем сторонам и фасками 5 мм по четырём кромкам.</w:t>
       </w:r>
     </w:p>
     <w:p>
@@ -523,7 +523,7 @@
           <w:szCs w:val="24"/>
           <w:rFonts w:ascii="Times New Roman" w:cs="Times New Roman" w:eastAsia="Times New Roman" w:hAnsi="Times New Roman"/>
         </w:rPr>
-        <w:t xml:space="preserve">Изделие: напольная плита прямоугольной (квадратной) формы. Конфигурация — простая прямоугольная, без сложных профилей.</w:t>
+        <w:t xml:space="preserve">Изделие: ступень сегментной радиусной формы. Конфигурация — сегментное радиусное изделие.</w:t>
       </w:r>
     </w:p>
     <w:p>
@@ -691,7 +691,7 @@
           <w:szCs w:val="24"/>
           <w:rFonts w:ascii="Times New Roman" w:cs="Times New Roman" w:eastAsia="Times New Roman" w:hAnsi="Times New Roman"/>
         </w:rPr>
-        <w:t xml:space="preserve">Упаковка и маркировка выполняются по ГОСТ 9480-2024 (действующий с 01.06.2025) для облицовочных плит из природного камня. Плиты упаковываются в деревянную тару (паллета с бортами или ящик) с амортизирующими прокладками между плитами (Операция №27—28). Маркировка включает: наименование изделия (изделие индивидуальное архитектурное 1-й категории с подбором по оттенку и зернистости с минимальным содержанием жил и м), материал (мрамор Delikato light), размеры (1200×85×30 мм), количество штук, площадь (м²), масса нетто и брутто, дата упаковки, номер партии, манипуляционные знаки.</w:t>
+        <w:t xml:space="preserve">Упаковка и маркировка выполняются по ГОСТ 9480-2024 (действующий с 01.06.2025) для облицовочных плит из природного камня. Плиты упаковываются в деревянную тару (паллета с бортами или ящик) с амортизирующими прокладками между плитами (Операция №27—28). Маркировка включает: наименование изделия (ступень), материал (мрамор Delikato light), размеры (1200×85×30 мм), количество штук, площадь (м²), масса нетто и брутто, дата упаковки, номер партии, манипуляционные знаки.</w:t>
       </w:r>
     </w:p>
     <w:p>
@@ -936,7 +936,7 @@
           <w:szCs w:val="24"/>
           <w:rFonts w:ascii="Times New Roman" w:cs="Times New Roman" w:eastAsia="Times New Roman" w:hAnsi="Times New Roman"/>
         </w:rPr>
-        <w:t xml:space="preserve">Производство напольных плит 1200×85×30 мм из мрамора Delikato light осуществляется в производственном цехе предприятия, оснащённом мостовыми кранами, станками механической обработки камня (SQC2200, SQC600-4D, JC-1010), полировальным оборудованием (ZLMS 2600, SPG1200-12), компрессором D316Y и системой водоочистки (2×1000 л/мин). Цех обеспечен промышленной вентиляцией и водоснабжением для мокрой обработки.</w:t>
+        <w:t xml:space="preserve">Производство ступеней 1200×85×30 мм из мрамора Delikato light осуществляется в производственном цехе предприятия, оснащённом мостовыми кранами, станками механической обработки камня (SQC2200, SQC600-4D, JC-1010), полировальным оборудованием (ZLMS 2600, SPG1200-12), компрессором D316Y и системой водоочистки (2×1000 л/мин). Цех обеспечен промышленной вентиляцией и водоснабжением для мокрой обработки.</w:t>
       </w:r>
     </w:p>
     <w:p>
@@ -5078,7 +5078,7 @@
           <w:szCs w:val="24"/>
           <w:rFonts w:ascii="Times New Roman" w:cs="Times New Roman" w:eastAsia="Times New Roman" w:hAnsi="Times New Roman"/>
         </w:rPr>
-        <w:t xml:space="preserve">Несмотря на то что мрамор Delikato light содержит значительно меньше кварца, чем гранит, общецеховые меры профилактики силикоза ОБЯЗАТЕЛЬНЫ на всех операциях механической обработки (распиловка, калибровка, фаскование, лощение, шлифовка, зачистка). Применение полумаски-респиратора (FFP2+), защитных очков/щитка, средств защиты слуха, перчаток и спецобуви является обязательным. Сухая обработка мрамора без работающей промышленной вентиляции — ЗАПРЕЩЕНА. Сдувание пыли сжатым воздухом при неработающей промышленной вытяжке — ЗАПРЕЩЕНО. Уборка каменной пыли — только влажным способом (СанПиН 1.2.3685-21).</w:t>
+        <w:t xml:space="preserve">Мрамор Delikato light содержит значительно меньше кварца, чем гранит, однако общецеховые меры профилактики силикоза применяются. Общецеховые меры профилактики силикоза ОБЯЗАТЕЛЬНЫ на всех операциях механической обработки (распиловка, калибровка, фаскование, лощение, шлифовка, зачистка). Применение полумаски-респиратора (FFP2+), защитных очков/щитка, средств защиты слуха, перчаток и спецобуви является обязательным. Сухая обработка мрамора без работающей промышленной вентиляции — ЗАПРЕЩЕНА. Сдувание пыли сжатым воздухом при неработающей промышленной вытяжке — ЗАПРЕЩЕНО. Уборка каменной пыли — только влажным способом (СанПиН 1.2.3685-21).</w:t>
       </w:r>
     </w:p>
     <w:p>
@@ -5424,7 +5424,7 @@
           <w:szCs w:val="24"/>
           <w:rFonts w:ascii="Times New Roman" w:cs="Times New Roman" w:eastAsia="Times New Roman" w:hAnsi="Times New Roman"/>
         </w:rPr>
-        <w:t xml:space="preserve">Приложение 1 — Эскиз изделия: изделие индивидуальное архитектурное 1-й категории с подбором по оттенку и зернистости с минимальным содержанием жил и м 1200×85×30 мм, мрамор Delikato light, лощение лицевой поверхности, фаски 5 мм по 4 кромкам (см. лист РД 1 в составе проектной документации).</w:t>
+        <w:t xml:space="preserve">Приложение 1 — Эскиз изделия: ступень 1200×85×30 мм, мрамор Delikato light, лощение лицевой поверхности, фаски 5 мм по 4 кромкам (см. лист РД 1 в составе проектной документации).</w:t>
       </w:r>
     </w:p>
     <w:p>
@@ -5490,7 +5490,7 @@
           <w:szCs w:val="24"/>
           <w:rFonts w:ascii="Times New Roman" w:cs="Times New Roman" w:eastAsia="Times New Roman" w:hAnsi="Times New Roman"/>
         </w:rPr>
-        <w:t xml:space="preserve">Маршрутная карта оформлена в соответствии с ГОСТ 3.1118-82 (ЕСТД, маршрутные карты). Содержит полный технологический маршрут производства изделие индивидуальное архитектурное 1-й категории с подбором по оттенку и зернистости с минимальным содержанием жил и м 1200×85×30 мм из мрамора Delikato light. Трудозатраты не нормированы.</w:t>
+        <w:t xml:space="preserve">Маршрутная карта оформлена в соответствии с ГОСТ 3.1118-82 (ЕСТД, маршрутные карты). Содержит полный технологический маршрут производства изделие индивидуальное архитектурное 1-й категории с подбором по оттенку и зернистости с минимальным содержанием жил и микротрещин элемент высокоточного индивидуального изготовления, сложной конфигурации с "лобиком" 50мм, из натурального камня: фигурный подступенок с радиусной выборкой 10мм, радиус r до 15° и шлифовкой по лицевой части изделия, дополнительной чистовой обработкой и с ручной доработкой поверхностей:; материал — мрамор delikato light обработка поверхности — бучардирование, лощение; габаритные размеры 1200х85х30мм, калибровка по четырем сторонам, со шлифовкой и фасками 5мм по всем сторонам 1200×85×30 мм из мрамора Delikato light. Трудозатраты не нормированы.</w:t>
       </w:r>
     </w:p>
     <w:p>
@@ -10511,7 +10511,7 @@
         <w:szCs w:val="20"/>
         <w:rFonts w:ascii="Times New Roman" w:cs="Times New Roman" w:eastAsia="Times New Roman" w:hAnsi="Times New Roman"/>
       </w:rPr>
-      <w:t xml:space="preserve">Изделие индивидуальное архитектурное 1-й категории с подбором по оттенку и зернистости с минимальным содержанием жил и м 1200×85×30 мм — мрамор Delikato light</w:t>
+      <w:t xml:space="preserve">Изделие индивидуальное архитектурное 1-й категории с подбором по оттенку и зернистости с минимальным содержанием жил и микротрещин элемент высокоточного индивидуального изготовления, сложной конфигурации с "лобиком" 50мм, из натурального камня: фигурный подступенок с радиусной выборкой 10мм, радиус R до 15° и шлифовкой по лицевой части изделия, дополнительной чистовой обработкой и с ручной доработкой поверхностей:; Материал — мрамор Delikato light Обработка поверхности — бучардирование, лощение; габаритные размеры 1200х85х30мм, калибровка по четырем сторонам, со шлифовкой и фасками 5мм по всем сторонам 1200×85×30 мм — мрамор Delikato light</w:t>
     </w:r>
   </w:p>
 </w:hdr>

--- a/output_fixed/TK_87_prostup_1200x85x30_бучардирование_лощение.docx
+++ b/output_fixed/TK_87_prostup_1200x85x30_бучардирование_лощение.docx
@@ -663,7 +663,7 @@
           <w:szCs w:val="24"/>
           <w:rFonts w:ascii="Times New Roman" w:cs="Times New Roman" w:eastAsia="Times New Roman" w:hAnsi="Times New Roman"/>
         </w:rPr>
-        <w:t xml:space="preserve">Сырьевой блок: мрамор Delikato light 1-й категории по ГОСТ 9479-2011, размер 3200×1500×1000 мм, объём 4,5 м³, расчётная масса ~7,2 т (при плотности ~2700 кг/м³ — принято как консервативная оценка; уточняется по сертификату поставщика). определения грузоподъёмности подъёмных механизмов. Фактическая масса уточняется по сертификату поставщика.</w:t>
+        <w:t xml:space="preserve">Сырьевой блок: мрамор Delikato light 1-й категории по ГОСТ 9479-2011, размер 3200×1500×1000 мм, объём 4,5 м³, расчётная масса ~7,2 т (при плотности ~2700 кг/м³ — нижней консервативной оценкой; уточняется по сертификату поставщика). определения грузоподъёмности подъёмных механизмов. Фактическая масса уточняется по сертификату поставщика.</w:t>
       </w:r>
     </w:p>
     <w:p>
